--- a/6 sem/Курсовая 2/Содержание.docx
+++ b/6 sem/Курсовая 2/Содержание.docx
@@ -100,14 +100,6 @@
           <w:sz w:val="28"/>
           <w:szCs w:val="28"/>
         </w:rPr>
-      </w:r>
-      <w:r>
-        <w:rPr>
-          <w:rFonts w:ascii="Times New Roman" w:hAnsi="Times New Roman" w:cs="Times New Roman"/>
-          <w:noProof/>
-          <w:sz w:val="28"/>
-          <w:szCs w:val="28"/>
-        </w:rPr>
         <w:fldChar w:fldCharType="separate"/>
       </w:r>
       <w:r>
@@ -197,27 +189,7 @@
             <w:sz w:val="28"/>
             <w:szCs w:val="28"/>
           </w:rPr>
-          <w:t>Социальные сети и данн</w:t>
-        </w:r>
-        <w:r>
-          <w:rPr>
-            <w:rStyle w:val="a5"/>
-            <w:rFonts w:ascii="Times New Roman" w:hAnsi="Times New Roman" w:cs="Times New Roman"/>
-            <w:noProof/>
-            <w:sz w:val="28"/>
-            <w:szCs w:val="28"/>
-          </w:rPr>
-          <w:t>ы</w:t>
-        </w:r>
-        <w:r>
-          <w:rPr>
-            <w:rStyle w:val="a5"/>
-            <w:rFonts w:ascii="Times New Roman" w:hAnsi="Times New Roman" w:cs="Times New Roman"/>
-            <w:noProof/>
-            <w:sz w:val="28"/>
-            <w:szCs w:val="28"/>
-          </w:rPr>
-          <w:t>е пользователей</w:t>
+          <w:t>Социальные сети и данные пользователей</w:t>
         </w:r>
         <w:r>
           <w:rPr>
@@ -289,59 +261,7 @@
             <w:sz w:val="28"/>
             <w:szCs w:val="28"/>
           </w:rPr>
-          <w:t>Понятие и к</w:t>
-        </w:r>
-        <w:r>
-          <w:rPr>
-            <w:rStyle w:val="a5"/>
-            <w:rFonts w:cs="Times New Roman"/>
-            <w:noProof/>
-            <w:sz w:val="28"/>
-            <w:szCs w:val="28"/>
-          </w:rPr>
-          <w:t>л</w:t>
-        </w:r>
-        <w:r>
-          <w:rPr>
-            <w:rStyle w:val="a5"/>
-            <w:rFonts w:cs="Times New Roman"/>
-            <w:noProof/>
-            <w:sz w:val="28"/>
-            <w:szCs w:val="28"/>
-          </w:rPr>
-          <w:t>асси</w:t>
-        </w:r>
-        <w:r>
-          <w:rPr>
-            <w:rStyle w:val="a5"/>
-            <w:rFonts w:cs="Times New Roman"/>
-            <w:noProof/>
-            <w:sz w:val="28"/>
-            <w:szCs w:val="28"/>
-          </w:rPr>
-          <w:t>ф</w:t>
-        </w:r>
-        <w:r>
-          <w:rPr>
-            <w:rStyle w:val="a5"/>
-            <w:rFonts w:cs="Times New Roman"/>
-            <w:noProof/>
-            <w:sz w:val="28"/>
-            <w:szCs w:val="28"/>
-          </w:rPr>
-          <w:t>икация данных поль</w:t>
-        </w:r>
-        <w:bookmarkStart w:id="0" w:name="_GoBack"/>
-        <w:bookmarkEnd w:id="0"/>
-        <w:r>
-          <w:rPr>
-            <w:rStyle w:val="a5"/>
-            <w:rFonts w:cs="Times New Roman"/>
-            <w:noProof/>
-            <w:sz w:val="28"/>
-            <w:szCs w:val="28"/>
-          </w:rPr>
-          <w:t>зователей социальных сетей</w:t>
+          <w:t>Понятие и классификация данных пользователей социальных сетей</w:t>
         </w:r>
         <w:r>
           <w:rPr>
@@ -412,27 +332,7 @@
             <w:sz w:val="28"/>
             <w:szCs w:val="28"/>
           </w:rPr>
-          <w:t>Клас</w:t>
-        </w:r>
-        <w:r>
-          <w:rPr>
-            <w:rStyle w:val="a5"/>
-            <w:rFonts w:cs="Times New Roman"/>
-            <w:noProof/>
-            <w:sz w:val="28"/>
-            <w:szCs w:val="28"/>
-          </w:rPr>
-          <w:t>с</w:t>
-        </w:r>
-        <w:r>
-          <w:rPr>
-            <w:rStyle w:val="a5"/>
-            <w:rFonts w:cs="Times New Roman"/>
-            <w:noProof/>
-            <w:sz w:val="28"/>
-            <w:szCs w:val="28"/>
-          </w:rPr>
-          <w:t>ификация данных пользователей</w:t>
+          <w:t>Классификация данных пользователей</w:t>
         </w:r>
         <w:r>
           <w:rPr>
@@ -1055,8 +955,20 @@
             <w:sz w:val="28"/>
             <w:szCs w:val="28"/>
           </w:rPr>
-          <w:t>Описание основного скрипта и создание кластеров</w:t>
-        </w:r>
+          <w:t>Описание основн</w:t>
+        </w:r>
+        <w:r>
+          <w:rPr>
+            <w:rStyle w:val="a5"/>
+            <w:rFonts w:cs="Times New Roman"/>
+            <w:noProof/>
+            <w:sz w:val="28"/>
+            <w:szCs w:val="28"/>
+          </w:rPr>
+          <w:t>ого скрипта и анализа данных</w:t>
+        </w:r>
+        <w:bookmarkStart w:id="0" w:name="_GoBack"/>
+        <w:bookmarkEnd w:id="0"/>
         <w:r>
           <w:rPr>
             <w:rStyle w:val="a5"/>
@@ -1748,6 +1660,7 @@
   <w:style w:type="character" w:default="1" w:styleId="a0">
     <w:name w:val="Default Paragraph Font"/>
     <w:uiPriority w:val="1"/>
+    <w:semiHidden/>
     <w:unhideWhenUsed/>
   </w:style>
   <w:style w:type="table" w:default="1" w:styleId="a1">
@@ -2251,7 +2164,7 @@
 </file>
 
 <file path=customXml/itemProps1.xml><?xml version="1.0" encoding="utf-8"?>
-<ds:datastoreItem xmlns:ds="http://schemas.openxmlformats.org/officeDocument/2006/customXml" ds:itemID="{F5A96621-3092-46DC-92D0-DE05D679AE82}">
+<ds:datastoreItem xmlns:ds="http://schemas.openxmlformats.org/officeDocument/2006/customXml" ds:itemID="{EE80123D-D7AA-45C5-881D-A8214AB05506}">
   <ds:schemaRefs>
     <ds:schemaRef ds:uri="http://schemas.openxmlformats.org/officeDocument/2006/bibliography"/>
   </ds:schemaRefs>
